--- a/assets/terms-of-use.pdf.docx
+++ b/assets/terms-of-use.pdf.docx
@@ -17,15 +17,7 @@
           <w:b/>
           <w:bCs/>
         </w:rPr>
-        <w:t>SINTRO Asset Management GmbH</w:t>
-      </w:r>
-      <w:r>
-        <w:rPr>
-          <w:rFonts w:ascii="Times New Roman" w:hAnsi="Times New Roman" w:cs="Times New Roman"/>
-          <w:b/>
-          <w:bCs/>
-        </w:rPr>
-        <w:t xml:space="preserve"> </w:t>
+        <w:t xml:space="preserve">SINTRO Asset Management GmbH </w:t>
       </w:r>
     </w:p>
     <w:p>
@@ -318,14 +310,14 @@
         <w:rPr>
           <w:rFonts w:ascii="Times New Roman" w:hAnsi="Times New Roman" w:cs="Times New Roman"/>
         </w:rPr>
-        <w:t xml:space="preserve">A description of the copyrighted work that you claim has been infringed; 2 • A description of where the material that you claim is infringing is located on this </w:t>
+        <w:t xml:space="preserve">A description of the copyrighted work that you claim has been </w:t>
       </w:r>
       <w:proofErr w:type="gramStart"/>
       <w:r>
         <w:rPr>
           <w:rFonts w:ascii="Times New Roman" w:hAnsi="Times New Roman" w:cs="Times New Roman"/>
         </w:rPr>
-        <w:t>Site;</w:t>
+        <w:t>infringed;</w:t>
       </w:r>
       <w:proofErr w:type="gramEnd"/>
       <w:r>
@@ -355,6 +347,43 @@
         <w:rPr>
           <w:rFonts w:ascii="Times New Roman" w:hAnsi="Times New Roman" w:cs="Times New Roman"/>
         </w:rPr>
+        <w:t xml:space="preserve">A description of where the material that you claim is infringing is located on this </w:t>
+      </w:r>
+      <w:proofErr w:type="gramStart"/>
+      <w:r>
+        <w:rPr>
+          <w:rFonts w:ascii="Times New Roman" w:hAnsi="Times New Roman" w:cs="Times New Roman"/>
+        </w:rPr>
+        <w:t>Site;</w:t>
+      </w:r>
+      <w:proofErr w:type="gramEnd"/>
+      <w:r>
+        <w:rPr>
+          <w:rFonts w:ascii="Times New Roman" w:hAnsi="Times New Roman" w:cs="Times New Roman"/>
+        </w:rPr>
+        <w:t xml:space="preserve"> </w:t>
+      </w:r>
+    </w:p>
+    <w:p>
+      <w:pPr>
+        <w:pStyle w:val="Listenabsatz"/>
+        <w:numPr>
+          <w:ilvl w:val="0"/>
+          <w:numId w:val="1"/>
+        </w:numPr>
+        <w:tabs>
+          <w:tab w:val="left" w:pos="284"/>
+        </w:tabs>
+        <w:ind w:left="709" w:hanging="425"/>
+        <w:jc w:val="both"/>
+        <w:rPr>
+          <w:rFonts w:ascii="Times New Roman" w:hAnsi="Times New Roman" w:cs="Times New Roman"/>
+        </w:rPr>
+      </w:pPr>
+      <w:r>
+        <w:rPr>
+          <w:rFonts w:ascii="Times New Roman" w:hAnsi="Times New Roman" w:cs="Times New Roman"/>
+        </w:rPr>
         <w:t xml:space="preserve">Your address, telephone number, and email </w:t>
       </w:r>
       <w:proofErr w:type="gramStart"/>
@@ -362,14 +391,37 @@
         <w:rPr>
           <w:rFonts w:ascii="Times New Roman" w:hAnsi="Times New Roman" w:cs="Times New Roman"/>
         </w:rPr>
-        <w:t>address; •</w:t>
+        <w:t>address;</w:t>
       </w:r>
       <w:proofErr w:type="gramEnd"/>
       <w:r>
         <w:rPr>
           <w:rFonts w:ascii="Times New Roman" w:hAnsi="Times New Roman" w:cs="Times New Roman"/>
         </w:rPr>
-        <w:t xml:space="preserve"> A statement by you that you have a good faith belief that the disputed use is not authorized by the copyright owner, its agent or the law; and </w:t>
+        <w:t xml:space="preserve"> </w:t>
+      </w:r>
+    </w:p>
+    <w:p>
+      <w:pPr>
+        <w:pStyle w:val="Listenabsatz"/>
+        <w:numPr>
+          <w:ilvl w:val="0"/>
+          <w:numId w:val="1"/>
+        </w:numPr>
+        <w:tabs>
+          <w:tab w:val="left" w:pos="284"/>
+        </w:tabs>
+        <w:ind w:left="709" w:hanging="425"/>
+        <w:jc w:val="both"/>
+        <w:rPr>
+          <w:rFonts w:ascii="Times New Roman" w:hAnsi="Times New Roman" w:cs="Times New Roman"/>
+        </w:rPr>
+      </w:pPr>
+      <w:r>
+        <w:rPr>
+          <w:rFonts w:ascii="Times New Roman" w:hAnsi="Times New Roman" w:cs="Times New Roman"/>
+        </w:rPr>
+        <w:t xml:space="preserve">A statement by you that you have a good faith belief that the disputed use is not authorized by the copyright owner, its agent or the law; and </w:t>
       </w:r>
     </w:p>
     <w:p>
@@ -1886,6 +1938,7 @@
   <w:style w:type="character" w:default="1" w:styleId="Absatz-Standardschriftart">
     <w:name w:val="Default Paragraph Font"/>
     <w:uiPriority w:val="1"/>
+    <w:semiHidden/>
     <w:unhideWhenUsed/>
   </w:style>
   <w:style w:type="table" w:default="1" w:styleId="NormaleTabelle">

--- a/assets/terms-of-use.pdf.docx
+++ b/assets/terms-of-use.pdf.docx
@@ -273,21 +273,7 @@
         <w:rPr>
           <w:rFonts w:ascii="Times New Roman" w:hAnsi="Times New Roman" w:cs="Times New Roman"/>
         </w:rPr>
-        <w:t xml:space="preserve">An electronic or physical signature of the person authorized to act on behalf of the owner of the copyright </w:t>
-      </w:r>
-      <w:proofErr w:type="gramStart"/>
-      <w:r>
-        <w:rPr>
-          <w:rFonts w:ascii="Times New Roman" w:hAnsi="Times New Roman" w:cs="Times New Roman"/>
-        </w:rPr>
-        <w:t>interest;</w:t>
-      </w:r>
-      <w:proofErr w:type="gramEnd"/>
-      <w:r>
-        <w:rPr>
-          <w:rFonts w:ascii="Times New Roman" w:hAnsi="Times New Roman" w:cs="Times New Roman"/>
-        </w:rPr>
-        <w:t xml:space="preserve"> </w:t>
+        <w:t xml:space="preserve">An electronic or physical signature of the person authorized to act on behalf of the owner of the copyright interest; </w:t>
       </w:r>
     </w:p>
     <w:p>
@@ -310,21 +296,7 @@
         <w:rPr>
           <w:rFonts w:ascii="Times New Roman" w:hAnsi="Times New Roman" w:cs="Times New Roman"/>
         </w:rPr>
-        <w:t xml:space="preserve">A description of the copyrighted work that you claim has been </w:t>
-      </w:r>
-      <w:proofErr w:type="gramStart"/>
-      <w:r>
-        <w:rPr>
-          <w:rFonts w:ascii="Times New Roman" w:hAnsi="Times New Roman" w:cs="Times New Roman"/>
-        </w:rPr>
-        <w:t>infringed;</w:t>
-      </w:r>
-      <w:proofErr w:type="gramEnd"/>
-      <w:r>
-        <w:rPr>
-          <w:rFonts w:ascii="Times New Roman" w:hAnsi="Times New Roman" w:cs="Times New Roman"/>
-        </w:rPr>
-        <w:t xml:space="preserve"> </w:t>
+        <w:t xml:space="preserve">A description of the copyrighted work that you claim has been infringed; </w:t>
       </w:r>
     </w:p>
     <w:p>
@@ -347,21 +319,7 @@
         <w:rPr>
           <w:rFonts w:ascii="Times New Roman" w:hAnsi="Times New Roman" w:cs="Times New Roman"/>
         </w:rPr>
-        <w:t xml:space="preserve">A description of where the material that you claim is infringing is located on this </w:t>
-      </w:r>
-      <w:proofErr w:type="gramStart"/>
-      <w:r>
-        <w:rPr>
-          <w:rFonts w:ascii="Times New Roman" w:hAnsi="Times New Roman" w:cs="Times New Roman"/>
-        </w:rPr>
-        <w:t>Site;</w:t>
-      </w:r>
-      <w:proofErr w:type="gramEnd"/>
-      <w:r>
-        <w:rPr>
-          <w:rFonts w:ascii="Times New Roman" w:hAnsi="Times New Roman" w:cs="Times New Roman"/>
-        </w:rPr>
-        <w:t xml:space="preserve"> </w:t>
+        <w:t xml:space="preserve">A description of where the material that you claim is infringing is located on this Site; </w:t>
       </w:r>
     </w:p>
     <w:p>
@@ -384,21 +342,7 @@
         <w:rPr>
           <w:rFonts w:ascii="Times New Roman" w:hAnsi="Times New Roman" w:cs="Times New Roman"/>
         </w:rPr>
-        <w:t xml:space="preserve">Your address, telephone number, and email </w:t>
-      </w:r>
-      <w:proofErr w:type="gramStart"/>
-      <w:r>
-        <w:rPr>
-          <w:rFonts w:ascii="Times New Roman" w:hAnsi="Times New Roman" w:cs="Times New Roman"/>
-        </w:rPr>
-        <w:t>address;</w:t>
-      </w:r>
-      <w:proofErr w:type="gramEnd"/>
-      <w:r>
-        <w:rPr>
-          <w:rFonts w:ascii="Times New Roman" w:hAnsi="Times New Roman" w:cs="Times New Roman"/>
-        </w:rPr>
-        <w:t xml:space="preserve"> </w:t>
+        <w:t xml:space="preserve">Your address, telephone number, and email address; </w:t>
       </w:r>
     </w:p>
     <w:p>
@@ -444,21 +388,7 @@
         <w:rPr>
           <w:rFonts w:ascii="Times New Roman" w:hAnsi="Times New Roman" w:cs="Times New Roman"/>
         </w:rPr>
-        <w:t xml:space="preserve">A statement by you, made under </w:t>
-      </w:r>
-      <w:proofErr w:type="gramStart"/>
-      <w:r>
-        <w:rPr>
-          <w:rFonts w:ascii="Times New Roman" w:hAnsi="Times New Roman" w:cs="Times New Roman"/>
-        </w:rPr>
-        <w:t>penalty</w:t>
-      </w:r>
-      <w:proofErr w:type="gramEnd"/>
-      <w:r>
-        <w:rPr>
-          <w:rFonts w:ascii="Times New Roman" w:hAnsi="Times New Roman" w:cs="Times New Roman"/>
-        </w:rPr>
-        <w:t xml:space="preserve"> of perjury, that the above information in your notice is accurate and that you are the copyright owner or duly authorized to act on the copyright owner’s behalf. </w:t>
+        <w:t xml:space="preserve">A statement by you, made under penalty of perjury, that the above information in your notice is accurate and that you are the copyright owner or duly authorized to act on the copyright owner’s behalf. </w:t>
       </w:r>
     </w:p>
     <w:p>
@@ -490,77 +420,21 @@
         <w:rPr>
           <w:rFonts w:ascii="Times New Roman" w:hAnsi="Times New Roman" w:cs="Times New Roman"/>
         </w:rPr>
-        <w:t xml:space="preserve">We may send text files (e.g., “cookies” or other cached files) or images to your web browser to collect and/or store information on your computer. Such text files and images are used to support the operation of our digital offerings and for technical </w:t>
-      </w:r>
-      <w:proofErr w:type="gramStart"/>
-      <w:r>
-        <w:rPr>
-          <w:rFonts w:ascii="Times New Roman" w:hAnsi="Times New Roman" w:cs="Times New Roman"/>
-        </w:rPr>
-        <w:t>convenience</w:t>
-      </w:r>
-      <w:proofErr w:type="gramEnd"/>
-      <w:r>
-        <w:rPr>
-          <w:rFonts w:ascii="Times New Roman" w:hAnsi="Times New Roman" w:cs="Times New Roman"/>
-        </w:rPr>
-        <w:t xml:space="preserve"> to store information on your computer. We may use information stored in such text files and images to customize your experience on our Site and to monitor </w:t>
-      </w:r>
-      <w:proofErr w:type="gramStart"/>
-      <w:r>
-        <w:rPr>
-          <w:rFonts w:ascii="Times New Roman" w:hAnsi="Times New Roman" w:cs="Times New Roman"/>
-        </w:rPr>
-        <w:t>use</w:t>
-      </w:r>
-      <w:proofErr w:type="gramEnd"/>
-      <w:r>
-        <w:rPr>
-          <w:rFonts w:ascii="Times New Roman" w:hAnsi="Times New Roman" w:cs="Times New Roman"/>
-        </w:rPr>
-        <w:t xml:space="preserve"> of our Site. You may set your browser to notify you when you receive a cookie. Many web browsers also allow you to block cookies. If you block </w:t>
-      </w:r>
-      <w:proofErr w:type="gramStart"/>
-      <w:r>
-        <w:rPr>
-          <w:rFonts w:ascii="Times New Roman" w:hAnsi="Times New Roman" w:cs="Times New Roman"/>
-        </w:rPr>
-        <w:t>cookies</w:t>
-      </w:r>
-      <w:proofErr w:type="gramEnd"/>
-      <w:r>
-        <w:rPr>
-          <w:rFonts w:ascii="Times New Roman" w:hAnsi="Times New Roman" w:cs="Times New Roman"/>
-        </w:rPr>
-        <w:t xml:space="preserve"> you may not be able to access certain parts or use all features of our Site. You can disable cookies from your computer system by following the instructions on your browser or at http://www.allaboutcookies.org/. </w:t>
-      </w:r>
-    </w:p>
-    <w:p>
-      <w:pPr>
-        <w:jc w:val="both"/>
-        <w:rPr>
-          <w:rFonts w:ascii="Times New Roman" w:hAnsi="Times New Roman" w:cs="Times New Roman"/>
-        </w:rPr>
-      </w:pPr>
-      <w:r>
-        <w:rPr>
-          <w:rFonts w:ascii="Times New Roman" w:hAnsi="Times New Roman" w:cs="Times New Roman"/>
-        </w:rPr>
-        <w:t xml:space="preserve">In addition to cookies, we may use web beacons, pixel tags, and other tracking technologies on the Site to help customize the Site and improve your experience. A “web beacon” or “pixel tag” is a tiny object or image embedded in a web page or email. They are used to track the number of users who have visited particular pages and viewed </w:t>
-      </w:r>
-      <w:proofErr w:type="gramStart"/>
-      <w:r>
-        <w:rPr>
-          <w:rFonts w:ascii="Times New Roman" w:hAnsi="Times New Roman" w:cs="Times New Roman"/>
-        </w:rPr>
-        <w:t>emails, and</w:t>
-      </w:r>
-      <w:proofErr w:type="gramEnd"/>
-      <w:r>
-        <w:rPr>
-          <w:rFonts w:ascii="Times New Roman" w:hAnsi="Times New Roman" w:cs="Times New Roman"/>
-        </w:rPr>
-        <w:t xml:space="preserve"> acquire other statistical data. They collect only a limited set of data, such as a cookie number, time and date of page or email view, and a description of the page or email on which they reside. Web beacons and pixel tags cannot be declined. However, you can limit their use by controlling the cookies that interact with them. </w:t>
+        <w:t xml:space="preserve">We may send text files (e.g., “cookies” or other cached files) or images to your web browser to collect and/or store information on your computer. Such text files and images are used to support the operation of our digital offerings and for technical convenience to store information on your computer. We may use information stored in such text files and images to customize your experience on our Site and to monitor use of our Site. You may set your browser to notify you when you receive a cookie. Many web browsers also allow you to block cookies. If you block cookies you may not be able to access certain parts or use all features of our Site. You can disable cookies from your computer system by following the instructions on your browser or at http://www.allaboutcookies.org/. </w:t>
+      </w:r>
+    </w:p>
+    <w:p>
+      <w:pPr>
+        <w:jc w:val="both"/>
+        <w:rPr>
+          <w:rFonts w:ascii="Times New Roman" w:hAnsi="Times New Roman" w:cs="Times New Roman"/>
+        </w:rPr>
+      </w:pPr>
+      <w:r>
+        <w:rPr>
+          <w:rFonts w:ascii="Times New Roman" w:hAnsi="Times New Roman" w:cs="Times New Roman"/>
+        </w:rPr>
+        <w:t xml:space="preserve">In addition to cookies, we may use web beacons, pixel tags, and other tracking technologies on the Site to help customize the Site and improve your experience. A “web beacon” or “pixel tag” is a tiny object or image embedded in a web page or email. They are used to track the number of users who have visited particular pages and viewed emails, and acquire other statistical data. They collect only a limited set of data, such as a cookie number, time and date of page or email view, and a description of the page or email on which they reside. Web beacons and pixel tags cannot be declined. However, you can limit their use by controlling the cookies that interact with them. </w:t>
       </w:r>
     </w:p>
     <w:p>
@@ -592,56 +466,14 @@
         <w:rPr>
           <w:rFonts w:ascii="Times New Roman" w:hAnsi="Times New Roman" w:cs="Times New Roman"/>
         </w:rPr>
-        <w:t xml:space="preserve">The Firm does not review or monitor any websites linked from or to the Site and is not responsible for the content of any such websites. Accordingly, the Firm cannot be held responsible for the information, materials, products, or services obtained on or from such other websites, nor will we be liable in any respect whatsoever for any </w:t>
-      </w:r>
-      <w:proofErr w:type="gramStart"/>
-      <w:r>
-        <w:rPr>
-          <w:rFonts w:ascii="Times New Roman" w:hAnsi="Times New Roman" w:cs="Times New Roman"/>
-        </w:rPr>
-        <w:t>damages</w:t>
-      </w:r>
-      <w:proofErr w:type="gramEnd"/>
-      <w:r>
-        <w:rPr>
-          <w:rFonts w:ascii="Times New Roman" w:hAnsi="Times New Roman" w:cs="Times New Roman"/>
-        </w:rPr>
-        <w:t xml:space="preserve"> arising from your access to such websites. </w:t>
+        <w:t xml:space="preserve">The Firm does not review or monitor any websites linked from or to the Site and is not responsible for the content of any such websites. Accordingly, the Firm cannot be held responsible for the information, materials, products, or services obtained on or from such other websites, nor will we be liable in any respect whatsoever for any damages arising from your access to such websites. </w:t>
       </w:r>
       <w:r>
         <w:rPr>
           <w:rFonts w:ascii="Times New Roman" w:hAnsi="Times New Roman" w:cs="Times New Roman"/>
         </w:rPr>
         <w:lastRenderedPageBreak/>
-        <w:t xml:space="preserve">Any links from or to other websites are provided merely for the convenience of the users of the Site and the inclusion of these links does not imply an affiliation with </w:t>
-      </w:r>
-      <w:proofErr w:type="gramStart"/>
-      <w:r>
-        <w:rPr>
-          <w:rFonts w:ascii="Times New Roman" w:hAnsi="Times New Roman" w:cs="Times New Roman"/>
-        </w:rPr>
-        <w:t>or</w:t>
-      </w:r>
-      <w:proofErr w:type="gramEnd"/>
-      <w:r>
-        <w:rPr>
-          <w:rFonts w:ascii="Times New Roman" w:hAnsi="Times New Roman" w:cs="Times New Roman"/>
-        </w:rPr>
-        <w:t xml:space="preserve"> endorsement, sponsorship, representation, or warranty by the Firm with respect to any such linked websites or the content, products, or services contained or accessible through such websites or their operators. The Firm disclaims responsibility for the privacy policies and customer information practices of third-party Internet websites linked to or from the Site. Your following links from or to such websites </w:t>
-      </w:r>
-      <w:proofErr w:type="gramStart"/>
-      <w:r>
-        <w:rPr>
-          <w:rFonts w:ascii="Times New Roman" w:hAnsi="Times New Roman" w:cs="Times New Roman"/>
-        </w:rPr>
-        <w:t>is</w:t>
-      </w:r>
-      <w:proofErr w:type="gramEnd"/>
-      <w:r>
-        <w:rPr>
-          <w:rFonts w:ascii="Times New Roman" w:hAnsi="Times New Roman" w:cs="Times New Roman"/>
-        </w:rPr>
-        <w:t xml:space="preserve"> at your sole risk. </w:t>
+        <w:t xml:space="preserve">Any links from or to other websites are provided merely for the convenience of the users of the Site and the inclusion of these links does not imply an affiliation with or endorsement, sponsorship, representation, or warranty by the Firm with respect to any such linked websites or the content, products, or services contained or accessible through such websites or their operators. The Firm disclaims responsibility for the privacy policies and customer information practices of third-party Internet websites linked to or from the Site. Your following links from or to such websites is at your sole risk. </w:t>
       </w:r>
     </w:p>
     <w:p>
@@ -673,21 +505,7 @@
         <w:rPr>
           <w:rFonts w:ascii="Times New Roman" w:hAnsi="Times New Roman" w:cs="Times New Roman"/>
         </w:rPr>
-        <w:t xml:space="preserve">Any communication or other material that you send to us through the Internet or post on the Site by electronic mail or otherwise </w:t>
-      </w:r>
-      <w:proofErr w:type="gramStart"/>
-      <w:r>
-        <w:rPr>
-          <w:rFonts w:ascii="Times New Roman" w:hAnsi="Times New Roman" w:cs="Times New Roman"/>
-        </w:rPr>
-        <w:t>is and will be</w:t>
-      </w:r>
-      <w:proofErr w:type="gramEnd"/>
-      <w:r>
-        <w:rPr>
-          <w:rFonts w:ascii="Times New Roman" w:hAnsi="Times New Roman" w:cs="Times New Roman"/>
-        </w:rPr>
-        <w:t xml:space="preserve"> deemed to be non-confidential as between you and us, and the Firm shall have no obligation of any kind with respect to such information. The Firm will be free to use, for any purpose, and without compensation due or payable to you, any ideas, concepts, know-how or techniques provided by you to the Firm through the Site. </w:t>
+        <w:t xml:space="preserve">Any communication or other material that you send to us through the Internet or post on the Site by electronic mail or otherwise is and will be deemed to be non-confidential as between you and us, and the Firm shall have no obligation of any kind with respect to such information. The Firm will be free to use, for any purpose, and without compensation due or payable to you, any ideas, concepts, know-how or techniques provided by you to the Firm through the Site. </w:t>
       </w:r>
     </w:p>
     <w:p>
@@ -765,21 +583,7 @@
         <w:rPr>
           <w:rFonts w:ascii="Times New Roman" w:hAnsi="Times New Roman" w:cs="Times New Roman"/>
         </w:rPr>
-        <w:t xml:space="preserve">”), make no representations or warranties of any kind, express or implied, as to the accuracy, reliability, completeness, availability or other characteristics of the information or materials presented on the Site. Such information or materials are provided “as is” and “as available” and, to the fullest extent permissible pursuant to applicable law, the Firm does not warrant that the information on this Site will be available at any </w:t>
-      </w:r>
-      <w:proofErr w:type="gramStart"/>
-      <w:r>
-        <w:rPr>
-          <w:rFonts w:ascii="Times New Roman" w:hAnsi="Times New Roman" w:cs="Times New Roman"/>
-        </w:rPr>
-        <w:t>particular time</w:t>
-      </w:r>
-      <w:proofErr w:type="gramEnd"/>
-      <w:r>
-        <w:rPr>
-          <w:rFonts w:ascii="Times New Roman" w:hAnsi="Times New Roman" w:cs="Times New Roman"/>
-        </w:rPr>
-        <w:t xml:space="preserve"> or location, or that this Site is free of viruses or other harmful components. Electronic communications can be intercepted by third parties and, accordingly, electronic mail and other transmissions to and from the Site or made via the Site may not be secure. </w:t>
+        <w:t xml:space="preserve">”), make no representations or warranties of any kind, express or implied, as to the accuracy, reliability, completeness, availability or other characteristics of the information or materials presented on the Site. Such information or materials are provided “as is” and “as available” and, to the fullest extent permissible pursuant to applicable law, the Firm does not warrant that the information on this Site will be available at any particular time or location, or that this Site is free of viruses or other harmful components. Electronic communications can be intercepted by third parties and, accordingly, electronic mail and other transmissions to and from the Site or made via the Site may not be secure. </w:t>
       </w:r>
     </w:p>
     <w:p>
@@ -800,21 +604,7 @@
           <w:rFonts w:ascii="Times New Roman" w:hAnsi="Times New Roman" w:cs="Times New Roman"/>
         </w:rPr>
         <w:lastRenderedPageBreak/>
-        <w:t xml:space="preserve">documents, which should be carefully reviewed prior to making any investment decision or </w:t>
-      </w:r>
-      <w:proofErr w:type="gramStart"/>
-      <w:r>
-        <w:rPr>
-          <w:rFonts w:ascii="Times New Roman" w:hAnsi="Times New Roman" w:cs="Times New Roman"/>
-        </w:rPr>
-        <w:t>entering into</w:t>
-      </w:r>
-      <w:proofErr w:type="gramEnd"/>
-      <w:r>
-        <w:rPr>
-          <w:rFonts w:ascii="Times New Roman" w:hAnsi="Times New Roman" w:cs="Times New Roman"/>
-        </w:rPr>
-        <w:t xml:space="preserve"> any investment advisory relationship. Furthermore, no information or materials contained in the Site should be construed or relied upon as investment, legal, accounting, tax or other professional advice or in connection with any offer or sale of securities. The Firm will not treat users of the Site as partners, clients, customers or investors by virtue of their accessing the Site. </w:t>
+        <w:t xml:space="preserve">documents, which should be carefully reviewed prior to making any investment decision or entering into any investment advisory relationship. Furthermore, no information or materials contained in the Site should be construed or relied upon as investment, legal, accounting, tax or other professional advice or in connection with any offer or sale of securities. The Firm will not treat users of the Site as partners, clients, customers or investors by virtue of their accessing the Site. </w:t>
       </w:r>
     </w:p>
     <w:p>
@@ -842,91 +632,35 @@
         <w:rPr>
           <w:rFonts w:ascii="Times New Roman" w:hAnsi="Times New Roman" w:cs="Times New Roman"/>
         </w:rPr>
-        <w:t xml:space="preserve">All materials, statements or information contained herein </w:t>
-      </w:r>
-      <w:proofErr w:type="gramStart"/>
-      <w:r>
-        <w:rPr>
-          <w:rFonts w:ascii="Times New Roman" w:hAnsi="Times New Roman" w:cs="Times New Roman"/>
-        </w:rPr>
-        <w:t>is</w:t>
-      </w:r>
-      <w:proofErr w:type="gramEnd"/>
-      <w:r>
-        <w:rPr>
-          <w:rFonts w:ascii="Times New Roman" w:hAnsi="Times New Roman" w:cs="Times New Roman"/>
-        </w:rPr>
-        <w:t xml:space="preserve"> provided for informational purposes only and is current only as of the dates indicated herein. Information that is not dated or information that is dated but viewed </w:t>
-      </w:r>
-      <w:proofErr w:type="gramStart"/>
-      <w:r>
-        <w:rPr>
-          <w:rFonts w:ascii="Times New Roman" w:hAnsi="Times New Roman" w:cs="Times New Roman"/>
-        </w:rPr>
-        <w:t>subsequent to</w:t>
-      </w:r>
-      <w:proofErr w:type="gramEnd"/>
-      <w:r>
-        <w:rPr>
-          <w:rFonts w:ascii="Times New Roman" w:hAnsi="Times New Roman" w:cs="Times New Roman"/>
-        </w:rPr>
-        <w:t xml:space="preserve"> its date may not be current. Analyses and opinions contained herein reflect the judgment of the Firm as of the date indicated, incorporate subjective judgments and assumptions, and may be based on incomplete information. If assumptions used in formulating analyses or opinions are altered or shown to be incorrect, the analyses or opinions contained herein may change. The Firm assumes no duty to update or correct any information for any reason, including new information, results or subsequent events.</w:t>
-      </w:r>
-    </w:p>
-    <w:p>
-      <w:pPr>
-        <w:jc w:val="both"/>
-        <w:rPr>
-          <w:rFonts w:ascii="Times New Roman" w:hAnsi="Times New Roman" w:cs="Times New Roman"/>
-        </w:rPr>
-      </w:pPr>
-      <w:r>
-        <w:rPr>
-          <w:rFonts w:ascii="Times New Roman" w:hAnsi="Times New Roman" w:cs="Times New Roman"/>
-        </w:rPr>
-        <w:t xml:space="preserve">The Site may contain forward-looking statements, which reflect the Firm’s current views with respect to, among other things, the Firm’s operations and performance. You can identify these forward-looking statements by the use of words such as “anticipate,” “approximately,” “believe,” “continue,” “estimate,” “expect,” “intend,” “may,” “outlook,” “plan,” “potential,” “predict,” “seek,” “should,” or “will,” or the 4 negative version of these words or other comparable words. Forward-looking statements are subject to various risks and uncertainties. Accordingly, there are or will be important factors that could cause actual outcomes or results to differ materially from those indicated in these statements. The Firm undertakes no obligation to publicly update or review any forward-looking statement, whether </w:t>
-      </w:r>
-      <w:proofErr w:type="gramStart"/>
-      <w:r>
-        <w:rPr>
-          <w:rFonts w:ascii="Times New Roman" w:hAnsi="Times New Roman" w:cs="Times New Roman"/>
-        </w:rPr>
-        <w:t>as a result of</w:t>
-      </w:r>
-      <w:proofErr w:type="gramEnd"/>
-      <w:r>
-        <w:rPr>
-          <w:rFonts w:ascii="Times New Roman" w:hAnsi="Times New Roman" w:cs="Times New Roman"/>
-        </w:rPr>
-        <w:t xml:space="preserve"> new information, future developments or otherwise. </w:t>
-      </w:r>
-    </w:p>
-    <w:p>
-      <w:pPr>
-        <w:jc w:val="both"/>
-        <w:rPr>
-          <w:rFonts w:ascii="Times New Roman" w:hAnsi="Times New Roman" w:cs="Times New Roman"/>
-        </w:rPr>
-      </w:pPr>
-      <w:r>
-        <w:rPr>
-          <w:rFonts w:ascii="Times New Roman" w:hAnsi="Times New Roman" w:cs="Times New Roman"/>
-        </w:rPr>
-        <w:t xml:space="preserve">Any transactions described on the Site as having been engaged in by the Firm are included as representative transactions and are not necessarily reflective of </w:t>
-      </w:r>
-      <w:proofErr w:type="gramStart"/>
-      <w:r>
-        <w:rPr>
-          <w:rFonts w:ascii="Times New Roman" w:hAnsi="Times New Roman" w:cs="Times New Roman"/>
-        </w:rPr>
-        <w:t>overall</w:t>
-      </w:r>
-      <w:proofErr w:type="gramEnd"/>
-      <w:r>
-        <w:rPr>
-          <w:rFonts w:ascii="Times New Roman" w:hAnsi="Times New Roman" w:cs="Times New Roman"/>
-        </w:rPr>
-        <w:t xml:space="preserve"> results of any of the Firm’s businesses. </w:t>
+        <w:t>All materials, statements or information contained herein is provided for informational purposes only and is current only as of the dates indicated herein. Information that is not dated or information that is dated but viewed subsequent to its date may not be current. Analyses and opinions contained herein reflect the judgment of the Firm as of the date indicated, incorporate subjective judgments and assumptions, and may be based on incomplete information. If assumptions used in formulating analyses or opinions are altered or shown to be incorrect, the analyses or opinions contained herein may change. The Firm assumes no duty to update or correct any information for any reason, including new information, results or subsequent events.</w:t>
+      </w:r>
+    </w:p>
+    <w:p>
+      <w:pPr>
+        <w:jc w:val="both"/>
+        <w:rPr>
+          <w:rFonts w:ascii="Times New Roman" w:hAnsi="Times New Roman" w:cs="Times New Roman"/>
+        </w:rPr>
+      </w:pPr>
+      <w:r>
+        <w:rPr>
+          <w:rFonts w:ascii="Times New Roman" w:hAnsi="Times New Roman" w:cs="Times New Roman"/>
+        </w:rPr>
+        <w:t xml:space="preserve">The Site may contain forward-looking statements, which reflect the Firm’s current views with respect to, among other things, the Firm’s operations and performance. You can identify these forward-looking statements by the use of words such as “anticipate,” “approximately,” “believe,” “continue,” “estimate,” “expect,” “intend,” “may,” “outlook,” “plan,” “potential,” “predict,” “seek,” “should,” or “will,” or the 4 negative version of these words or other comparable words. Forward-looking statements are subject to various risks and uncertainties. Accordingly, there are or will be important factors that could cause actual outcomes or results to differ materially from those indicated in these statements. The Firm undertakes no obligation to publicly update or review any forward-looking statement, whether as a result of new information, future developments or otherwise. </w:t>
+      </w:r>
+    </w:p>
+    <w:p>
+      <w:pPr>
+        <w:jc w:val="both"/>
+        <w:rPr>
+          <w:rFonts w:ascii="Times New Roman" w:hAnsi="Times New Roman" w:cs="Times New Roman"/>
+        </w:rPr>
+      </w:pPr>
+      <w:r>
+        <w:rPr>
+          <w:rFonts w:ascii="Times New Roman" w:hAnsi="Times New Roman" w:cs="Times New Roman"/>
+        </w:rPr>
+        <w:t xml:space="preserve">Any transactions described on the Site as having been engaged in by the Firm are included as representative transactions and are not necessarily reflective of overall results of any of the Firm’s businesses. </w:t>
       </w:r>
     </w:p>
     <w:p>
@@ -941,35 +675,7 @@
           <w:rFonts w:ascii="Times New Roman" w:hAnsi="Times New Roman" w:cs="Times New Roman"/>
         </w:rPr>
         <w:lastRenderedPageBreak/>
-        <w:t xml:space="preserve">Past performance is not indicative of future results; no representation is being made that any investment or transaction will or is likely to achieve profits or losses </w:t>
-      </w:r>
-      <w:proofErr w:type="gramStart"/>
-      <w:r>
-        <w:rPr>
-          <w:rFonts w:ascii="Times New Roman" w:hAnsi="Times New Roman" w:cs="Times New Roman"/>
-        </w:rPr>
-        <w:t>similar to</w:t>
-      </w:r>
-      <w:proofErr w:type="gramEnd"/>
-      <w:r>
-        <w:rPr>
-          <w:rFonts w:ascii="Times New Roman" w:hAnsi="Times New Roman" w:cs="Times New Roman"/>
-        </w:rPr>
-        <w:t xml:space="preserve"> those achieved in the past, or that significant losses will be avoided. All materials on this Site are meant to be reviewed in their entirety, including any footnotes, legal disclaimers, restrictions, or disclosures, and any copyright or proprietary notices. Any disclaimers, restrictions, disclosures, or hedge clauses apply to any partial document or material in the same manner as they do to the </w:t>
-      </w:r>
-      <w:proofErr w:type="gramStart"/>
-      <w:r>
-        <w:rPr>
-          <w:rFonts w:ascii="Times New Roman" w:hAnsi="Times New Roman" w:cs="Times New Roman"/>
-        </w:rPr>
-        <w:t>whole, and</w:t>
-      </w:r>
-      <w:proofErr w:type="gramEnd"/>
-      <w:r>
-        <w:rPr>
-          <w:rFonts w:ascii="Times New Roman" w:hAnsi="Times New Roman" w:cs="Times New Roman"/>
-        </w:rPr>
-        <w:t xml:space="preserve"> will be deemed incorporated in the portion of any material or document that you consult or download. </w:t>
+        <w:t xml:space="preserve">Past performance is not indicative of future results; no representation is being made that any investment or transaction will or is likely to achieve profits or losses similar to those achieved in the past, or that significant losses will be avoided. All materials on this Site are meant to be reviewed in their entirety, including any footnotes, legal disclaimers, restrictions, or disclosures, and any copyright or proprietary notices. Any disclaimers, restrictions, disclosures, or hedge clauses apply to any partial document or material in the same manner as they do to the whole, and will be deemed incorporated in the portion of any material or document that you consult or download. </w:t>
       </w:r>
     </w:p>
     <w:p>
@@ -1080,7 +786,19 @@
         <w:rPr>
           <w:rFonts w:ascii="Times New Roman" w:hAnsi="Times New Roman" w:cs="Times New Roman"/>
         </w:rPr>
-        <w:t xml:space="preserve">© 2023 </w:t>
+        <w:t>© 202</w:t>
+      </w:r>
+      <w:r>
+        <w:rPr>
+          <w:rFonts w:ascii="Times New Roman" w:hAnsi="Times New Roman" w:cs="Times New Roman"/>
+        </w:rPr>
+        <w:t>5</w:t>
+      </w:r>
+      <w:r>
+        <w:rPr>
+          <w:rFonts w:ascii="Times New Roman" w:hAnsi="Times New Roman" w:cs="Times New Roman"/>
+        </w:rPr>
+        <w:t xml:space="preserve"> </w:t>
       </w:r>
       <w:r>
         <w:rPr>

--- a/assets/terms-of-use.pdf.docx
+++ b/assets/terms-of-use.pdf.docx
@@ -273,7 +273,21 @@
         <w:rPr>
           <w:rFonts w:ascii="Times New Roman" w:hAnsi="Times New Roman" w:cs="Times New Roman"/>
         </w:rPr>
-        <w:t xml:space="preserve">An electronic or physical signature of the person authorized to act on behalf of the owner of the copyright interest; </w:t>
+        <w:t xml:space="preserve">An electronic or physical signature of the person authorized to act on behalf of the owner of the copyright </w:t>
+      </w:r>
+      <w:proofErr w:type="gramStart"/>
+      <w:r>
+        <w:rPr>
+          <w:rFonts w:ascii="Times New Roman" w:hAnsi="Times New Roman" w:cs="Times New Roman"/>
+        </w:rPr>
+        <w:t>interest;</w:t>
+      </w:r>
+      <w:proofErr w:type="gramEnd"/>
+      <w:r>
+        <w:rPr>
+          <w:rFonts w:ascii="Times New Roman" w:hAnsi="Times New Roman" w:cs="Times New Roman"/>
+        </w:rPr>
+        <w:t xml:space="preserve"> </w:t>
       </w:r>
     </w:p>
     <w:p>
@@ -296,7 +310,21 @@
         <w:rPr>
           <w:rFonts w:ascii="Times New Roman" w:hAnsi="Times New Roman" w:cs="Times New Roman"/>
         </w:rPr>
-        <w:t xml:space="preserve">A description of the copyrighted work that you claim has been infringed; </w:t>
+        <w:t xml:space="preserve">A description of the copyrighted work that you claim has been </w:t>
+      </w:r>
+      <w:proofErr w:type="gramStart"/>
+      <w:r>
+        <w:rPr>
+          <w:rFonts w:ascii="Times New Roman" w:hAnsi="Times New Roman" w:cs="Times New Roman"/>
+        </w:rPr>
+        <w:t>infringed;</w:t>
+      </w:r>
+      <w:proofErr w:type="gramEnd"/>
+      <w:r>
+        <w:rPr>
+          <w:rFonts w:ascii="Times New Roman" w:hAnsi="Times New Roman" w:cs="Times New Roman"/>
+        </w:rPr>
+        <w:t xml:space="preserve"> </w:t>
       </w:r>
     </w:p>
     <w:p>
@@ -319,7 +347,21 @@
         <w:rPr>
           <w:rFonts w:ascii="Times New Roman" w:hAnsi="Times New Roman" w:cs="Times New Roman"/>
         </w:rPr>
-        <w:t xml:space="preserve">A description of where the material that you claim is infringing is located on this Site; </w:t>
+        <w:t xml:space="preserve">A description of where the material that you claim is infringing is located on this </w:t>
+      </w:r>
+      <w:proofErr w:type="gramStart"/>
+      <w:r>
+        <w:rPr>
+          <w:rFonts w:ascii="Times New Roman" w:hAnsi="Times New Roman" w:cs="Times New Roman"/>
+        </w:rPr>
+        <w:t>Site;</w:t>
+      </w:r>
+      <w:proofErr w:type="gramEnd"/>
+      <w:r>
+        <w:rPr>
+          <w:rFonts w:ascii="Times New Roman" w:hAnsi="Times New Roman" w:cs="Times New Roman"/>
+        </w:rPr>
+        <w:t xml:space="preserve"> </w:t>
       </w:r>
     </w:p>
     <w:p>
@@ -342,7 +384,21 @@
         <w:rPr>
           <w:rFonts w:ascii="Times New Roman" w:hAnsi="Times New Roman" w:cs="Times New Roman"/>
         </w:rPr>
-        <w:t xml:space="preserve">Your address, telephone number, and email address; </w:t>
+        <w:t xml:space="preserve">Your address, telephone number, and email </w:t>
+      </w:r>
+      <w:proofErr w:type="gramStart"/>
+      <w:r>
+        <w:rPr>
+          <w:rFonts w:ascii="Times New Roman" w:hAnsi="Times New Roman" w:cs="Times New Roman"/>
+        </w:rPr>
+        <w:t>address;</w:t>
+      </w:r>
+      <w:proofErr w:type="gramEnd"/>
+      <w:r>
+        <w:rPr>
+          <w:rFonts w:ascii="Times New Roman" w:hAnsi="Times New Roman" w:cs="Times New Roman"/>
+        </w:rPr>
+        <w:t xml:space="preserve"> </w:t>
       </w:r>
     </w:p>
     <w:p>
@@ -420,21 +476,77 @@
         <w:rPr>
           <w:rFonts w:ascii="Times New Roman" w:hAnsi="Times New Roman" w:cs="Times New Roman"/>
         </w:rPr>
-        <w:t xml:space="preserve">We may send text files (e.g., “cookies” or other cached files) or images to your web browser to collect and/or store information on your computer. Such text files and images are used to support the operation of our digital offerings and for technical convenience to store information on your computer. We may use information stored in such text files and images to customize your experience on our Site and to monitor use of our Site. You may set your browser to notify you when you receive a cookie. Many web browsers also allow you to block cookies. If you block cookies you may not be able to access certain parts or use all features of our Site. You can disable cookies from your computer system by following the instructions on your browser or at http://www.allaboutcookies.org/. </w:t>
-      </w:r>
-    </w:p>
-    <w:p>
-      <w:pPr>
-        <w:jc w:val="both"/>
-        <w:rPr>
-          <w:rFonts w:ascii="Times New Roman" w:hAnsi="Times New Roman" w:cs="Times New Roman"/>
-        </w:rPr>
-      </w:pPr>
-      <w:r>
-        <w:rPr>
-          <w:rFonts w:ascii="Times New Roman" w:hAnsi="Times New Roman" w:cs="Times New Roman"/>
-        </w:rPr>
-        <w:t xml:space="preserve">In addition to cookies, we may use web beacons, pixel tags, and other tracking technologies on the Site to help customize the Site and improve your experience. A “web beacon” or “pixel tag” is a tiny object or image embedded in a web page or email. They are used to track the number of users who have visited particular pages and viewed emails, and acquire other statistical data. They collect only a limited set of data, such as a cookie number, time and date of page or email view, and a description of the page or email on which they reside. Web beacons and pixel tags cannot be declined. However, you can limit their use by controlling the cookies that interact with them. </w:t>
+        <w:t xml:space="preserve">We may send text files (e.g., “cookies” or other cached files) or images to your web browser to collect and/or store information on your computer. Such text files and images are used to support the operation of our digital offerings and for technical </w:t>
+      </w:r>
+      <w:proofErr w:type="gramStart"/>
+      <w:r>
+        <w:rPr>
+          <w:rFonts w:ascii="Times New Roman" w:hAnsi="Times New Roman" w:cs="Times New Roman"/>
+        </w:rPr>
+        <w:t>convenience</w:t>
+      </w:r>
+      <w:proofErr w:type="gramEnd"/>
+      <w:r>
+        <w:rPr>
+          <w:rFonts w:ascii="Times New Roman" w:hAnsi="Times New Roman" w:cs="Times New Roman"/>
+        </w:rPr>
+        <w:t xml:space="preserve"> to store information on your computer. We may use information stored in such text files and images to customize your experience on our Site and to monitor use of our Site. You may set your browser to notify you when you receive a cookie. Many web browsers also allow you to block cookies. If you block </w:t>
+      </w:r>
+      <w:proofErr w:type="gramStart"/>
+      <w:r>
+        <w:rPr>
+          <w:rFonts w:ascii="Times New Roman" w:hAnsi="Times New Roman" w:cs="Times New Roman"/>
+        </w:rPr>
+        <w:t>cookies</w:t>
+      </w:r>
+      <w:proofErr w:type="gramEnd"/>
+      <w:r>
+        <w:rPr>
+          <w:rFonts w:ascii="Times New Roman" w:hAnsi="Times New Roman" w:cs="Times New Roman"/>
+        </w:rPr>
+        <w:t xml:space="preserve"> you may not be able to access certain parts or use all features of our Site. You can disable cookies from your computer system by following the instructions on your browser or at http://www.allaboutcookies.org/. </w:t>
+      </w:r>
+    </w:p>
+    <w:p>
+      <w:pPr>
+        <w:jc w:val="both"/>
+        <w:rPr>
+          <w:rFonts w:ascii="Times New Roman" w:hAnsi="Times New Roman" w:cs="Times New Roman"/>
+        </w:rPr>
+      </w:pPr>
+      <w:r>
+        <w:rPr>
+          <w:rFonts w:ascii="Times New Roman" w:hAnsi="Times New Roman" w:cs="Times New Roman"/>
+        </w:rPr>
+        <w:t xml:space="preserve">In addition to cookies, we may use web beacons, pixel tags, and other tracking technologies on the Site to help customize the Site and improve your experience. A “web beacon” or “pixel tag” is a tiny object or image embedded in a web page or email. They are used to track the number of users who have visited </w:t>
+      </w:r>
+      <w:proofErr w:type="gramStart"/>
+      <w:r>
+        <w:rPr>
+          <w:rFonts w:ascii="Times New Roman" w:hAnsi="Times New Roman" w:cs="Times New Roman"/>
+        </w:rPr>
+        <w:t>particular pages</w:t>
+      </w:r>
+      <w:proofErr w:type="gramEnd"/>
+      <w:r>
+        <w:rPr>
+          <w:rFonts w:ascii="Times New Roman" w:hAnsi="Times New Roman" w:cs="Times New Roman"/>
+        </w:rPr>
+        <w:t xml:space="preserve"> and viewed </w:t>
+      </w:r>
+      <w:proofErr w:type="gramStart"/>
+      <w:r>
+        <w:rPr>
+          <w:rFonts w:ascii="Times New Roman" w:hAnsi="Times New Roman" w:cs="Times New Roman"/>
+        </w:rPr>
+        <w:t>emails, and</w:t>
+      </w:r>
+      <w:proofErr w:type="gramEnd"/>
+      <w:r>
+        <w:rPr>
+          <w:rFonts w:ascii="Times New Roman" w:hAnsi="Times New Roman" w:cs="Times New Roman"/>
+        </w:rPr>
+        <w:t xml:space="preserve"> acquire other statistical data. They collect only a limited set of data, such as a cookie number, time and date of page or email view, and a description of the page or email on which they reside. Web beacons and pixel tags cannot be declined. However, you can limit their use by controlling the cookies that interact with them. </w:t>
       </w:r>
     </w:p>
     <w:p>
@@ -466,14 +578,42 @@
         <w:rPr>
           <w:rFonts w:ascii="Times New Roman" w:hAnsi="Times New Roman" w:cs="Times New Roman"/>
         </w:rPr>
-        <w:t xml:space="preserve">The Firm does not review or monitor any websites linked from or to the Site and is not responsible for the content of any such websites. Accordingly, the Firm cannot be held responsible for the information, materials, products, or services obtained on or from such other websites, nor will we be liable in any respect whatsoever for any damages arising from your access to such websites. </w:t>
+        <w:t xml:space="preserve">The Firm does not review or monitor any websites linked from or to the Site and is not responsible for the content of any such websites. Accordingly, the Firm cannot be held responsible for the information, materials, products, or services obtained on or from such other websites, nor will we be liable in any respect whatsoever for any </w:t>
+      </w:r>
+      <w:proofErr w:type="gramStart"/>
+      <w:r>
+        <w:rPr>
+          <w:rFonts w:ascii="Times New Roman" w:hAnsi="Times New Roman" w:cs="Times New Roman"/>
+        </w:rPr>
+        <w:t>damages</w:t>
+      </w:r>
+      <w:proofErr w:type="gramEnd"/>
+      <w:r>
+        <w:rPr>
+          <w:rFonts w:ascii="Times New Roman" w:hAnsi="Times New Roman" w:cs="Times New Roman"/>
+        </w:rPr>
+        <w:t xml:space="preserve"> arising from your access to such websites. </w:t>
       </w:r>
       <w:r>
         <w:rPr>
           <w:rFonts w:ascii="Times New Roman" w:hAnsi="Times New Roman" w:cs="Times New Roman"/>
         </w:rPr>
         <w:lastRenderedPageBreak/>
-        <w:t xml:space="preserve">Any links from or to other websites are provided merely for the convenience of the users of the Site and the inclusion of these links does not imply an affiliation with or endorsement, sponsorship, representation, or warranty by the Firm with respect to any such linked websites or the content, products, or services contained or accessible through such websites or their operators. The Firm disclaims responsibility for the privacy policies and customer information practices of third-party Internet websites linked to or from the Site. Your following links from or to such websites is at your sole risk. </w:t>
+        <w:t xml:space="preserve">Any links from or to other websites are provided merely for the convenience of the users of the Site and the inclusion of these links does not imply an affiliation with or endorsement, sponsorship, representation, or warranty by the Firm with respect to any such linked websites or the content, products, or services contained or accessible through such websites or their operators. The Firm disclaims responsibility for the privacy policies and customer information practices of third-party Internet websites linked to or from the Site. Your following links from or to such websites </w:t>
+      </w:r>
+      <w:proofErr w:type="gramStart"/>
+      <w:r>
+        <w:rPr>
+          <w:rFonts w:ascii="Times New Roman" w:hAnsi="Times New Roman" w:cs="Times New Roman"/>
+        </w:rPr>
+        <w:t>is</w:t>
+      </w:r>
+      <w:proofErr w:type="gramEnd"/>
+      <w:r>
+        <w:rPr>
+          <w:rFonts w:ascii="Times New Roman" w:hAnsi="Times New Roman" w:cs="Times New Roman"/>
+        </w:rPr>
+        <w:t xml:space="preserve"> at your sole risk. </w:t>
       </w:r>
     </w:p>
     <w:p>
@@ -505,7 +645,21 @@
         <w:rPr>
           <w:rFonts w:ascii="Times New Roman" w:hAnsi="Times New Roman" w:cs="Times New Roman"/>
         </w:rPr>
-        <w:t xml:space="preserve">Any communication or other material that you send to us through the Internet or post on the Site by electronic mail or otherwise is and will be deemed to be non-confidential as between you and us, and the Firm shall have no obligation of any kind with respect to such information. The Firm will be free to use, for any purpose, and without compensation due or payable to you, any ideas, concepts, know-how or techniques provided by you to the Firm through the Site. </w:t>
+        <w:t xml:space="preserve">Any communication or other material that you send to us through the Internet or post on the Site by electronic mail or otherwise </w:t>
+      </w:r>
+      <w:proofErr w:type="gramStart"/>
+      <w:r>
+        <w:rPr>
+          <w:rFonts w:ascii="Times New Roman" w:hAnsi="Times New Roman" w:cs="Times New Roman"/>
+        </w:rPr>
+        <w:t>is and will be</w:t>
+      </w:r>
+      <w:proofErr w:type="gramEnd"/>
+      <w:r>
+        <w:rPr>
+          <w:rFonts w:ascii="Times New Roman" w:hAnsi="Times New Roman" w:cs="Times New Roman"/>
+        </w:rPr>
+        <w:t xml:space="preserve"> deemed to be non-confidential as between you and us, and the Firm shall have no obligation of any kind with respect to such information. The Firm will be free to use, for any purpose, and without compensation due or payable to you, any ideas, concepts, know-how or techniques provided by you to the Firm through the Site. </w:t>
       </w:r>
     </w:p>
     <w:p>
@@ -583,7 +737,21 @@
         <w:rPr>
           <w:rFonts w:ascii="Times New Roman" w:hAnsi="Times New Roman" w:cs="Times New Roman"/>
         </w:rPr>
-        <w:t xml:space="preserve">”), make no representations or warranties of any kind, express or implied, as to the accuracy, reliability, completeness, availability or other characteristics of the information or materials presented on the Site. Such information or materials are provided “as is” and “as available” and, to the fullest extent permissible pursuant to applicable law, the Firm does not warrant that the information on this Site will be available at any particular time or location, or that this Site is free of viruses or other harmful components. Electronic communications can be intercepted by third parties and, accordingly, electronic mail and other transmissions to and from the Site or made via the Site may not be secure. </w:t>
+        <w:t xml:space="preserve">”), make no representations or warranties of any kind, express or implied, as to the accuracy, reliability, completeness, availability or other characteristics of the information or materials presented on the Site. Such information or materials are provided “as is” and “as available” and, to the fullest extent permissible pursuant to applicable law, the Firm does not warrant that the information on this Site will be available at any </w:t>
+      </w:r>
+      <w:proofErr w:type="gramStart"/>
+      <w:r>
+        <w:rPr>
+          <w:rFonts w:ascii="Times New Roman" w:hAnsi="Times New Roman" w:cs="Times New Roman"/>
+        </w:rPr>
+        <w:t>particular time</w:t>
+      </w:r>
+      <w:proofErr w:type="gramEnd"/>
+      <w:r>
+        <w:rPr>
+          <w:rFonts w:ascii="Times New Roman" w:hAnsi="Times New Roman" w:cs="Times New Roman"/>
+        </w:rPr>
+        <w:t xml:space="preserve"> or location, or that this Site is free of viruses or other harmful components. Electronic communications can be intercepted by third parties and, accordingly, electronic mail and other transmissions to and from the Site or made via the Site may not be secure. </w:t>
       </w:r>
     </w:p>
     <w:p>
@@ -604,7 +772,21 @@
           <w:rFonts w:ascii="Times New Roman" w:hAnsi="Times New Roman" w:cs="Times New Roman"/>
         </w:rPr>
         <w:lastRenderedPageBreak/>
-        <w:t xml:space="preserve">documents, which should be carefully reviewed prior to making any investment decision or entering into any investment advisory relationship. Furthermore, no information or materials contained in the Site should be construed or relied upon as investment, legal, accounting, tax or other professional advice or in connection with any offer or sale of securities. The Firm will not treat users of the Site as partners, clients, customers or investors by virtue of their accessing the Site. </w:t>
+        <w:t xml:space="preserve">documents, which should be carefully reviewed prior to making any investment decision or </w:t>
+      </w:r>
+      <w:proofErr w:type="gramStart"/>
+      <w:r>
+        <w:rPr>
+          <w:rFonts w:ascii="Times New Roman" w:hAnsi="Times New Roman" w:cs="Times New Roman"/>
+        </w:rPr>
+        <w:t>entering into</w:t>
+      </w:r>
+      <w:proofErr w:type="gramEnd"/>
+      <w:r>
+        <w:rPr>
+          <w:rFonts w:ascii="Times New Roman" w:hAnsi="Times New Roman" w:cs="Times New Roman"/>
+        </w:rPr>
+        <w:t xml:space="preserve"> any investment advisory relationship. Furthermore, no information or materials contained in the Site should be construed or relied upon as investment, legal, accounting, tax or other professional advice or in connection with any offer or sale of securities. The Firm will not treat users of the Site as partners, clients, customers or investors by virtue of their accessing the Site. </w:t>
       </w:r>
     </w:p>
     <w:p>
@@ -632,21 +814,63 @@
         <w:rPr>
           <w:rFonts w:ascii="Times New Roman" w:hAnsi="Times New Roman" w:cs="Times New Roman"/>
         </w:rPr>
-        <w:t>All materials, statements or information contained herein is provided for informational purposes only and is current only as of the dates indicated herein. Information that is not dated or information that is dated but viewed subsequent to its date may not be current. Analyses and opinions contained herein reflect the judgment of the Firm as of the date indicated, incorporate subjective judgments and assumptions, and may be based on incomplete information. If assumptions used in formulating analyses or opinions are altered or shown to be incorrect, the analyses or opinions contained herein may change. The Firm assumes no duty to update or correct any information for any reason, including new information, results or subsequent events.</w:t>
-      </w:r>
-    </w:p>
-    <w:p>
-      <w:pPr>
-        <w:jc w:val="both"/>
-        <w:rPr>
-          <w:rFonts w:ascii="Times New Roman" w:hAnsi="Times New Roman" w:cs="Times New Roman"/>
-        </w:rPr>
-      </w:pPr>
-      <w:r>
-        <w:rPr>
-          <w:rFonts w:ascii="Times New Roman" w:hAnsi="Times New Roman" w:cs="Times New Roman"/>
-        </w:rPr>
-        <w:t xml:space="preserve">The Site may contain forward-looking statements, which reflect the Firm’s current views with respect to, among other things, the Firm’s operations and performance. You can identify these forward-looking statements by the use of words such as “anticipate,” “approximately,” “believe,” “continue,” “estimate,” “expect,” “intend,” “may,” “outlook,” “plan,” “potential,” “predict,” “seek,” “should,” or “will,” or the 4 negative version of these words or other comparable words. Forward-looking statements are subject to various risks and uncertainties. Accordingly, there are or will be important factors that could cause actual outcomes or results to differ materially from those indicated in these statements. The Firm undertakes no obligation to publicly update or review any forward-looking statement, whether as a result of new information, future developments or otherwise. </w:t>
+        <w:t xml:space="preserve">All materials, statements or information contained herein </w:t>
+      </w:r>
+      <w:proofErr w:type="gramStart"/>
+      <w:r>
+        <w:rPr>
+          <w:rFonts w:ascii="Times New Roman" w:hAnsi="Times New Roman" w:cs="Times New Roman"/>
+        </w:rPr>
+        <w:t>is</w:t>
+      </w:r>
+      <w:proofErr w:type="gramEnd"/>
+      <w:r>
+        <w:rPr>
+          <w:rFonts w:ascii="Times New Roman" w:hAnsi="Times New Roman" w:cs="Times New Roman"/>
+        </w:rPr>
+        <w:t xml:space="preserve"> provided for informational purposes only and is current only as of the dates indicated herein. Information that is not dated or information that is dated but viewed </w:t>
+      </w:r>
+      <w:proofErr w:type="gramStart"/>
+      <w:r>
+        <w:rPr>
+          <w:rFonts w:ascii="Times New Roman" w:hAnsi="Times New Roman" w:cs="Times New Roman"/>
+        </w:rPr>
+        <w:t>subsequent to</w:t>
+      </w:r>
+      <w:proofErr w:type="gramEnd"/>
+      <w:r>
+        <w:rPr>
+          <w:rFonts w:ascii="Times New Roman" w:hAnsi="Times New Roman" w:cs="Times New Roman"/>
+        </w:rPr>
+        <w:t xml:space="preserve"> its date may not be current. Analyses and opinions contained herein reflect the judgment of the Firm as of the date indicated, incorporate subjective judgments and assumptions, and may be based on incomplete information. If assumptions used in formulating analyses or opinions are altered or shown to be incorrect, the analyses or opinions contained herein may change. The Firm assumes no duty to update or correct any information for any reason, including new information, results or subsequent events.</w:t>
+      </w:r>
+    </w:p>
+    <w:p>
+      <w:pPr>
+        <w:jc w:val="both"/>
+        <w:rPr>
+          <w:rFonts w:ascii="Times New Roman" w:hAnsi="Times New Roman" w:cs="Times New Roman"/>
+        </w:rPr>
+      </w:pPr>
+      <w:r>
+        <w:rPr>
+          <w:rFonts w:ascii="Times New Roman" w:hAnsi="Times New Roman" w:cs="Times New Roman"/>
+        </w:rPr>
+        <w:t xml:space="preserve">The Site may contain forward-looking statements, which reflect the Firm’s current views with respect to, among other things, the Firm’s operations and performance. You can identify these forward-looking statements by the use of words such as “anticipate,” “approximately,” “believe,” “continue,” “estimate,” “expect,” “intend,” “may,” “outlook,” “plan,” “potential,” “predict,” “seek,” “should,” or “will,” or the 4 negative version of these words or other comparable words. Forward-looking statements are subject to various risks and uncertainties. Accordingly, there are or will be important factors that could cause actual outcomes or results to differ materially from those indicated in these statements. The Firm undertakes no obligation to publicly update or review any forward-looking statement, whether </w:t>
+      </w:r>
+      <w:proofErr w:type="gramStart"/>
+      <w:r>
+        <w:rPr>
+          <w:rFonts w:ascii="Times New Roman" w:hAnsi="Times New Roman" w:cs="Times New Roman"/>
+        </w:rPr>
+        <w:t>as a result of</w:t>
+      </w:r>
+      <w:proofErr w:type="gramEnd"/>
+      <w:r>
+        <w:rPr>
+          <w:rFonts w:ascii="Times New Roman" w:hAnsi="Times New Roman" w:cs="Times New Roman"/>
+        </w:rPr>
+        <w:t xml:space="preserve"> new information, future developments or otherwise. </w:t>
       </w:r>
     </w:p>
     <w:p>
@@ -675,7 +899,35 @@
           <w:rFonts w:ascii="Times New Roman" w:hAnsi="Times New Roman" w:cs="Times New Roman"/>
         </w:rPr>
         <w:lastRenderedPageBreak/>
-        <w:t xml:space="preserve">Past performance is not indicative of future results; no representation is being made that any investment or transaction will or is likely to achieve profits or losses similar to those achieved in the past, or that significant losses will be avoided. All materials on this Site are meant to be reviewed in their entirety, including any footnotes, legal disclaimers, restrictions, or disclosures, and any copyright or proprietary notices. Any disclaimers, restrictions, disclosures, or hedge clauses apply to any partial document or material in the same manner as they do to the whole, and will be deemed incorporated in the portion of any material or document that you consult or download. </w:t>
+        <w:t xml:space="preserve">Past performance is not indicative of future results; no representation is being made that any investment or transaction will or is likely to achieve profits or losses </w:t>
+      </w:r>
+      <w:proofErr w:type="gramStart"/>
+      <w:r>
+        <w:rPr>
+          <w:rFonts w:ascii="Times New Roman" w:hAnsi="Times New Roman" w:cs="Times New Roman"/>
+        </w:rPr>
+        <w:t>similar to</w:t>
+      </w:r>
+      <w:proofErr w:type="gramEnd"/>
+      <w:r>
+        <w:rPr>
+          <w:rFonts w:ascii="Times New Roman" w:hAnsi="Times New Roman" w:cs="Times New Roman"/>
+        </w:rPr>
+        <w:t xml:space="preserve"> those achieved in the past, or that significant losses will be avoided. All materials on this Site are meant to be reviewed in their entirety, including any footnotes, legal disclaimers, restrictions, or disclosures, and any copyright or proprietary notices. Any disclaimers, restrictions, disclosures, or hedge clauses apply to any partial document or material in the same manner as they do to the </w:t>
+      </w:r>
+      <w:proofErr w:type="gramStart"/>
+      <w:r>
+        <w:rPr>
+          <w:rFonts w:ascii="Times New Roman" w:hAnsi="Times New Roman" w:cs="Times New Roman"/>
+        </w:rPr>
+        <w:t>whole, and</w:t>
+      </w:r>
+      <w:proofErr w:type="gramEnd"/>
+      <w:r>
+        <w:rPr>
+          <w:rFonts w:ascii="Times New Roman" w:hAnsi="Times New Roman" w:cs="Times New Roman"/>
+        </w:rPr>
+        <w:t xml:space="preserve"> will be deemed incorporated in the portion of any material or document that you consult or download. </w:t>
       </w:r>
     </w:p>
     <w:p>
@@ -759,7 +1011,7 @@
         </w:rPr>
         <w:t xml:space="preserve">The Firm may assign the Terms of Use in whole or in part at any time without your consent. You may not assign the Terms of Use or delegate any of your obligations under the Terms of Use, and any purported assignment of the Terms of Use in violation of the Terms of Use is void. The Terms of Use constitute the entire understanding and supersede all other understandings between you and the Firm concerning the subject matter hereof. If you have any questions about these Terms of Use, please contact us at </w:t>
       </w:r>
-      <w:hyperlink r:id="rId5" w:history="1">
+      <w:hyperlink r:id="rId7" w:history="1">
         <w:r>
           <w:rPr>
             <w:rStyle w:val="Hyperlink"/>
@@ -808,6 +1060,7 @@
       </w:r>
     </w:p>
     <w:sectPr>
+      <w:headerReference w:type="default" r:id="rId8"/>
       <w:pgSz w:w="12240" w:h="15840"/>
       <w:pgMar w:top="1417" w:right="1417" w:bottom="1134" w:left="1417" w:header="708" w:footer="708" w:gutter="0"/>
       <w:cols w:space="708"/>
@@ -815,6 +1068,149 @@
     </w:sectPr>
   </w:body>
 </w:document>
+</file>
+
+<file path=word/endnotes.xml><?xml version="1.0" encoding="utf-8"?>
+<w:endnotes xmlns:wpc="http://schemas.microsoft.com/office/word/2010/wordprocessingCanvas" xmlns:cx="http://schemas.microsoft.com/office/drawing/2014/chartex" xmlns:cx1="http://schemas.microsoft.com/office/drawing/2015/9/8/chartex" xmlns:cx2="http://schemas.microsoft.com/office/drawing/2015/10/21/chartex" xmlns:cx3="http://schemas.microsoft.com/office/drawing/2016/5/9/chartex" xmlns:cx4="http://schemas.microsoft.com/office/drawing/2016/5/10/chartex" xmlns:cx5="http://schemas.microsoft.com/office/drawing/2016/5/11/chartex" xmlns:cx6="http://schemas.microsoft.com/office/drawing/2016/5/12/chartex" xmlns:cx7="http://schemas.microsoft.com/office/drawing/2016/5/13/chartex" xmlns:cx8="http://schemas.microsoft.com/office/drawing/2016/5/14/chartex" xmlns:mc="http://schemas.openxmlformats.org/markup-compatibility/2006" xmlns:aink="http://schemas.microsoft.com/office/drawing/2016/ink" xmlns:am3d="http://schemas.microsoft.com/office/drawing/2017/model3d" xmlns:o="urn:schemas-microsoft-com:office:office" xmlns:oel="http://schemas.microsoft.com/office/2019/extlst" xmlns:r="http://schemas.openxmlformats.org/officeDocument/2006/relationships" xmlns:m="http://schemas.openxmlformats.org/officeDocument/2006/math" xmlns:v="urn:schemas-microsoft-com:vml" xmlns:wp14="http://schemas.microsoft.com/office/word/2010/wordprocessingDrawing" xmlns:wp="http://schemas.openxmlformats.org/drawingml/2006/wordprocessingDrawing" xmlns:w10="urn:schemas-microsoft-com:office:word" xmlns:w="http://schemas.openxmlformats.org/wordprocessingml/2006/main" xmlns:w14="http://schemas.microsoft.com/office/word/2010/wordml" xmlns:w15="http://schemas.microsoft.com/office/word/2012/wordml" xmlns:w16cex="http://schemas.microsoft.com/office/word/2018/wordml/cex" xmlns:w16cid="http://schemas.microsoft.com/office/word/2016/wordml/cid" xmlns:w16="http://schemas.microsoft.com/office/word/2018/wordml" xmlns:w16du="http://schemas.microsoft.com/office/word/2023/wordml/word16du" xmlns:w16sdtdh="http://schemas.microsoft.com/office/word/2020/wordml/sdtdatahash" xmlns:w16sdtfl="http://schemas.microsoft.com/office/word/2024/wordml/sdtformatlock" xmlns:w16se="http://schemas.microsoft.com/office/word/2015/wordml/symex" xmlns:wpg="http://schemas.microsoft.com/office/word/2010/wordprocessingGroup" xmlns:wpi="http://schemas.microsoft.com/office/word/2010/wordprocessingInk" xmlns:wne="http://schemas.microsoft.com/office/word/2006/wordml" xmlns:wps="http://schemas.microsoft.com/office/word/2010/wordprocessingShape" mc:Ignorable="w14 w15 w16se w16cid w16 w16cex w16sdtdh w16sdtfl w16du wp14">
+  <w:endnote w:type="separator" w:id="-1">
+    <w:p>
+      <w:pPr>
+        <w:spacing w:after="0" w:line="240" w:lineRule="auto"/>
+      </w:pPr>
+      <w:r>
+        <w:separator/>
+      </w:r>
+    </w:p>
+  </w:endnote>
+  <w:endnote w:type="continuationSeparator" w:id="0">
+    <w:p>
+      <w:pPr>
+        <w:spacing w:after="0" w:line="240" w:lineRule="auto"/>
+      </w:pPr>
+      <w:r>
+        <w:continuationSeparator/>
+      </w:r>
+    </w:p>
+  </w:endnote>
+</w:endnotes>
+</file>
+
+<file path=word/footnotes.xml><?xml version="1.0" encoding="utf-8"?>
+<w:footnotes xmlns:wpc="http://schemas.microsoft.com/office/word/2010/wordprocessingCanvas" xmlns:cx="http://schemas.microsoft.com/office/drawing/2014/chartex" xmlns:cx1="http://schemas.microsoft.com/office/drawing/2015/9/8/chartex" xmlns:cx2="http://schemas.microsoft.com/office/drawing/2015/10/21/chartex" xmlns:cx3="http://schemas.microsoft.com/office/drawing/2016/5/9/chartex" xmlns:cx4="http://schemas.microsoft.com/office/drawing/2016/5/10/chartex" xmlns:cx5="http://schemas.microsoft.com/office/drawing/2016/5/11/chartex" xmlns:cx6="http://schemas.microsoft.com/office/drawing/2016/5/12/chartex" xmlns:cx7="http://schemas.microsoft.com/office/drawing/2016/5/13/chartex" xmlns:cx8="http://schemas.microsoft.com/office/drawing/2016/5/14/chartex" xmlns:mc="http://schemas.openxmlformats.org/markup-compatibility/2006" xmlns:aink="http://schemas.microsoft.com/office/drawing/2016/ink" xmlns:am3d="http://schemas.microsoft.com/office/drawing/2017/model3d" xmlns:o="urn:schemas-microsoft-com:office:office" xmlns:oel="http://schemas.microsoft.com/office/2019/extlst" xmlns:r="http://schemas.openxmlformats.org/officeDocument/2006/relationships" xmlns:m="http://schemas.openxmlformats.org/officeDocument/2006/math" xmlns:v="urn:schemas-microsoft-com:vml" xmlns:wp14="http://schemas.microsoft.com/office/word/2010/wordprocessingDrawing" xmlns:wp="http://schemas.openxmlformats.org/drawingml/2006/wordprocessingDrawing" xmlns:w10="urn:schemas-microsoft-com:office:word" xmlns:w="http://schemas.openxmlformats.org/wordprocessingml/2006/main" xmlns:w14="http://schemas.microsoft.com/office/word/2010/wordml" xmlns:w15="http://schemas.microsoft.com/office/word/2012/wordml" xmlns:w16cex="http://schemas.microsoft.com/office/word/2018/wordml/cex" xmlns:w16cid="http://schemas.microsoft.com/office/word/2016/wordml/cid" xmlns:w16="http://schemas.microsoft.com/office/word/2018/wordml" xmlns:w16du="http://schemas.microsoft.com/office/word/2023/wordml/word16du" xmlns:w16sdtdh="http://schemas.microsoft.com/office/word/2020/wordml/sdtdatahash" xmlns:w16sdtfl="http://schemas.microsoft.com/office/word/2024/wordml/sdtformatlock" xmlns:w16se="http://schemas.microsoft.com/office/word/2015/wordml/symex" xmlns:wpg="http://schemas.microsoft.com/office/word/2010/wordprocessingGroup" xmlns:wpi="http://schemas.microsoft.com/office/word/2010/wordprocessingInk" xmlns:wne="http://schemas.microsoft.com/office/word/2006/wordml" xmlns:wps="http://schemas.microsoft.com/office/word/2010/wordprocessingShape" mc:Ignorable="w14 w15 w16se w16cid w16 w16cex w16sdtdh w16sdtfl w16du wp14">
+  <w:footnote w:type="separator" w:id="-1">
+    <w:p>
+      <w:pPr>
+        <w:spacing w:after="0" w:line="240" w:lineRule="auto"/>
+      </w:pPr>
+      <w:r>
+        <w:separator/>
+      </w:r>
+    </w:p>
+  </w:footnote>
+  <w:footnote w:type="continuationSeparator" w:id="0">
+    <w:p>
+      <w:pPr>
+        <w:spacing w:after="0" w:line="240" w:lineRule="auto"/>
+      </w:pPr>
+      <w:r>
+        <w:continuationSeparator/>
+      </w:r>
+    </w:p>
+  </w:footnote>
+</w:footnotes>
+</file>
+
+<file path=word/header1.xml><?xml version="1.0" encoding="utf-8"?>
+<w:hdr xmlns:wpc="http://schemas.microsoft.com/office/word/2010/wordprocessingCanvas" xmlns:cx="http://schemas.microsoft.com/office/drawing/2014/chartex" xmlns:cx1="http://schemas.microsoft.com/office/drawing/2015/9/8/chartex" xmlns:cx2="http://schemas.microsoft.com/office/drawing/2015/10/21/chartex" xmlns:cx3="http://schemas.microsoft.com/office/drawing/2016/5/9/chartex" xmlns:cx4="http://schemas.microsoft.com/office/drawing/2016/5/10/chartex" xmlns:cx5="http://schemas.microsoft.com/office/drawing/2016/5/11/chartex" xmlns:cx6="http://schemas.microsoft.com/office/drawing/2016/5/12/chartex" xmlns:cx7="http://schemas.microsoft.com/office/drawing/2016/5/13/chartex" xmlns:cx8="http://schemas.microsoft.com/office/drawing/2016/5/14/chartex" xmlns:mc="http://schemas.openxmlformats.org/markup-compatibility/2006" xmlns:aink="http://schemas.microsoft.com/office/drawing/2016/ink" xmlns:am3d="http://schemas.microsoft.com/office/drawing/2017/model3d" xmlns:o="urn:schemas-microsoft-com:office:office" xmlns:oel="http://schemas.microsoft.com/office/2019/extlst" xmlns:r="http://schemas.openxmlformats.org/officeDocument/2006/relationships" xmlns:m="http://schemas.openxmlformats.org/officeDocument/2006/math" xmlns:v="urn:schemas-microsoft-com:vml" xmlns:wp14="http://schemas.microsoft.com/office/word/2010/wordprocessingDrawing" xmlns:wp="http://schemas.openxmlformats.org/drawingml/2006/wordprocessingDrawing" xmlns:w10="urn:schemas-microsoft-com:office:word" xmlns:w="http://schemas.openxmlformats.org/wordprocessingml/2006/main" xmlns:w14="http://schemas.microsoft.com/office/word/2010/wordml" xmlns:w15="http://schemas.microsoft.com/office/word/2012/wordml" xmlns:w16cex="http://schemas.microsoft.com/office/word/2018/wordml/cex" xmlns:w16cid="http://schemas.microsoft.com/office/word/2016/wordml/cid" xmlns:w16="http://schemas.microsoft.com/office/word/2018/wordml" xmlns:w16du="http://schemas.microsoft.com/office/word/2023/wordml/word16du" xmlns:w16sdtdh="http://schemas.microsoft.com/office/word/2020/wordml/sdtdatahash" xmlns:w16sdtfl="http://schemas.microsoft.com/office/word/2024/wordml/sdtformatlock" xmlns:w16se="http://schemas.microsoft.com/office/word/2015/wordml/symex" xmlns:wpg="http://schemas.microsoft.com/office/word/2010/wordprocessingGroup" xmlns:wpi="http://schemas.microsoft.com/office/word/2010/wordprocessingInk" xmlns:wne="http://schemas.microsoft.com/office/word/2006/wordml" xmlns:wps="http://schemas.microsoft.com/office/word/2010/wordprocessingShape" mc:Ignorable="w14 w15 w16se w16cid w16 w16cex w16sdtdh w16sdtfl w16du wp14">
+  <w:p>
+    <w:pPr>
+      <w:pStyle w:val="Kopfzeile"/>
+    </w:pPr>
+    <w:r>
+      <w:rPr>
+        <w:noProof/>
+        <w:color w:val="7F7F7F"/>
+        <w:sz w:val="16"/>
+        <w:szCs w:val="16"/>
+      </w:rPr>
+      <w:drawing>
+        <wp:anchor distT="0" distB="0" distL="114300" distR="114300" simplePos="0" relativeHeight="251659264" behindDoc="1" locked="0" layoutInCell="1" allowOverlap="1" wp14:anchorId="2B05C86C" wp14:editId="7D03796C">
+          <wp:simplePos x="0" y="0"/>
+          <wp:positionH relativeFrom="column">
+            <wp:posOffset>4588958</wp:posOffset>
+          </wp:positionH>
+          <wp:positionV relativeFrom="paragraph">
+            <wp:posOffset>-298505</wp:posOffset>
+          </wp:positionV>
+          <wp:extent cx="1491319" cy="437322"/>
+          <wp:effectExtent l="0" t="0" r="0" b="1270"/>
+          <wp:wrapNone/>
+          <wp:docPr id="943282861" name="Bild 6" descr="Ein Bild, das Text, Schrift, Grafiken, Typografie enthält.&#10;&#10;KI-generierte Inhalte können fehlerhaft sein.">
+            <a:hlinkClick xmlns:a="http://schemas.openxmlformats.org/drawingml/2006/main" r:id="rId1"/>
+          </wp:docPr>
+          <wp:cNvGraphicFramePr>
+            <a:graphicFrameLocks xmlns:a="http://schemas.openxmlformats.org/drawingml/2006/main" noChangeAspect="1"/>
+          </wp:cNvGraphicFramePr>
+          <a:graphic xmlns:a="http://schemas.openxmlformats.org/drawingml/2006/main">
+            <a:graphicData uri="http://schemas.openxmlformats.org/drawingml/2006/picture">
+              <pic:pic xmlns:pic="http://schemas.openxmlformats.org/drawingml/2006/picture">
+                <pic:nvPicPr>
+                  <pic:cNvPr id="943282861" name="Bild 6" descr="Ein Bild, das Text, Schrift, Grafiken, Typografie enthält.&#10;&#10;KI-generierte Inhalte können fehlerhaft sein.">
+                    <a:hlinkClick r:id="rId1"/>
+                  </pic:cNvPr>
+                  <pic:cNvPicPr>
+                    <a:picLocks noChangeAspect="1" noChangeArrowheads="1"/>
+                  </pic:cNvPicPr>
+                </pic:nvPicPr>
+                <pic:blipFill>
+                  <a:blip r:embed="rId2">
+                    <a:extLst>
+                      <a:ext uri="{BEBA8EAE-BF5A-486C-A8C5-ECC9F3942E4B}">
+                        <a14:imgProps xmlns:a14="http://schemas.microsoft.com/office/drawing/2010/main">
+                          <a14:imgLayer r:embed="rId3">
+                            <a14:imgEffect>
+                              <a14:saturation sat="0"/>
+                            </a14:imgEffect>
+                          </a14:imgLayer>
+                        </a14:imgProps>
+                      </a:ext>
+                      <a:ext uri="{28A0092B-C50C-407E-A947-70E740481C1C}">
+                        <a14:useLocalDpi xmlns:a14="http://schemas.microsoft.com/office/drawing/2010/main" val="0"/>
+                      </a:ext>
+                    </a:extLst>
+                  </a:blip>
+                  <a:srcRect/>
+                  <a:stretch>
+                    <a:fillRect/>
+                  </a:stretch>
+                </pic:blipFill>
+                <pic:spPr bwMode="auto">
+                  <a:xfrm>
+                    <a:off x="0" y="0"/>
+                    <a:ext cx="1495787" cy="438632"/>
+                  </a:xfrm>
+                  <a:prstGeom prst="rect">
+                    <a:avLst/>
+                  </a:prstGeom>
+                  <a:noFill/>
+                  <a:ln>
+                    <a:noFill/>
+                  </a:ln>
+                </pic:spPr>
+              </pic:pic>
+            </a:graphicData>
+          </a:graphic>
+          <wp14:sizeRelH relativeFrom="page">
+            <wp14:pctWidth>0</wp14:pctWidth>
+          </wp14:sizeRelH>
+          <wp14:sizeRelV relativeFrom="page">
+            <wp14:pctHeight>0</wp14:pctHeight>
+          </wp14:sizeRelV>
+        </wp:anchor>
+      </w:drawing>
+    </w:r>
+  </w:p>
+</w:hdr>
 </file>
 
 <file path=word/numbering.xml><?xml version="1.0" encoding="utf-8"?>
@@ -1993,6 +2389,50 @@
       <w:shd w:val="clear" w:color="auto" w:fill="E1DFDD"/>
     </w:rPr>
   </w:style>
+  <w:style w:type="paragraph" w:styleId="Kopfzeile">
+    <w:name w:val="header"/>
+    <w:basedOn w:val="Standard"/>
+    <w:link w:val="KopfzeileZchn"/>
+    <w:uiPriority w:val="99"/>
+    <w:unhideWhenUsed/>
+    <w:rsid w:val="00A24D5B"/>
+    <w:pPr>
+      <w:tabs>
+        <w:tab w:val="center" w:pos="4536"/>
+        <w:tab w:val="right" w:pos="9072"/>
+      </w:tabs>
+      <w:spacing w:after="0" w:line="240" w:lineRule="auto"/>
+    </w:pPr>
+  </w:style>
+  <w:style w:type="character" w:customStyle="1" w:styleId="KopfzeileZchn">
+    <w:name w:val="Kopfzeile Zchn"/>
+    <w:basedOn w:val="Absatz-Standardschriftart"/>
+    <w:link w:val="Kopfzeile"/>
+    <w:uiPriority w:val="99"/>
+    <w:rsid w:val="00A24D5B"/>
+  </w:style>
+  <w:style w:type="paragraph" w:styleId="Fuzeile">
+    <w:name w:val="footer"/>
+    <w:basedOn w:val="Standard"/>
+    <w:link w:val="FuzeileZchn"/>
+    <w:uiPriority w:val="99"/>
+    <w:unhideWhenUsed/>
+    <w:rsid w:val="00A24D5B"/>
+    <w:pPr>
+      <w:tabs>
+        <w:tab w:val="center" w:pos="4536"/>
+        <w:tab w:val="right" w:pos="9072"/>
+      </w:tabs>
+      <w:spacing w:after="0" w:line="240" w:lineRule="auto"/>
+    </w:pPr>
+  </w:style>
+  <w:style w:type="character" w:customStyle="1" w:styleId="FuzeileZchn">
+    <w:name w:val="Fußzeile Zchn"/>
+    <w:basedOn w:val="Absatz-Standardschriftart"/>
+    <w:link w:val="Fuzeile"/>
+    <w:uiPriority w:val="99"/>
+    <w:rsid w:val="00A24D5B"/>
+  </w:style>
 </w:styles>
 </file>
 
